--- a/Group_06_Mishika_Parva_Vansh_Triesha/docs/IVRAR_Group_06_Technical_Dossier.docx
+++ b/Group_06_Mishika_Parva_Vansh_Triesha/docs/IVRAR_Group_06_Technical_Dossier.docx
@@ -3257,7 +3257,7 @@
                     <w:sz w:val="15"/>
                     <w:szCs w:val="15"/>
                   </w:rPr>
-                  <w:t>group-06-v1.0 (verified submission commit)</w:t>
+                  <w:t>832567cae00847cb34920156166d364733922aaa</w:t>
                 </w:r>
               </w:sdtContent>
             </w:sdt>
